--- a/companies/calderwood-partners/Engagements/Key Group/2018.02.10 - Kickoff Memo - Shared Services Design.docx
+++ b/companies/calderwood-partners/Engagements/Key Group/2018.02.10 - Kickoff Memo - Shared Services Design.docx
@@ -4,27 +4,58 @@
   <w:body>
     <w:p>
       <w:r>
-        <w:t>To: Jason Torres</w:t>
+        <w:t>To: Jason Torres, Principal</w:t>
+        <w:br/>
+        <w:t>From: Daniel Cisneros, Research Associate</w:t>
+        <w:br/>
+        <w:t>Re: Shared Services Design for Key Group -- kickoff notes and the shape of the early weeks</w:t>
       </w:r>
     </w:p>
     <w:p>
       <w:r>
-        <w:t>From: Daniel Cisneros</w:t>
+        <w:t>Now that we are formally under way I wanted to put down in one place how I understand the assignment and how I think the opening weeks ought to run, so that we start from a shared picture rather than assemble one as we go. The work asks us to design a shared services organization for Key Group, pulling together support activities that today sit scattered across the operating units into something the company can actually staff and run. Our sponsor is Steven Lowe, their vice president of finance, and the standard he has set for us is a plain one, which is that the design has to be operable by his own managers after we have gone and not merely elegant on the page.</w:t>
       </w:r>
     </w:p>
     <w:p>
       <w:r>
-        <w:t>Subject: Kickoff, shared services design for Key Group</w:t>
+        <w:t>I find it easier to hold an engagement like this together if we name the pieces of work early, less to divide them up between us than to see how they lean on one another, and I have set them out below in the order I think they have to come.</w:t>
+      </w:r>
+    </w:p>
+    <w:p>
+      <w:pPr>
+        <w:pStyle w:val="ListBullet"/>
+      </w:pPr>
+      <w:r>
+        <w:t>1. Baseline the activities in scope. We map how the candidate support functions are performed today, unit by unit, and record what each one costs and who is accountable for it, so that any consolidation we later propose is measured against a real starting point instead of an assumed one.</w:t>
+      </w:r>
+    </w:p>
+    <w:p>
+      <w:pPr>
+        <w:pStyle w:val="ListBullet"/>
+      </w:pPr>
+      <w:r>
+        <w:t>2. Test what genuinely belongs together. With the baseline in hand we can weigh which activities actually gain from being brought into one place and which are grouped that way only by habit, and we can be honest about the ones where consolidation would buy the company little.</w:t>
+      </w:r>
+    </w:p>
+    <w:p>
+      <w:pPr>
+        <w:pStyle w:val="ListBullet"/>
+      </w:pPr>
+      <w:r>
+        <w:t>3. Shape the target design. We describe the services the shared organization would offer, the levels it would hold itself to, and the way its cost would be recovered from the units it serves, so that the design carries its own governance rather than leaving that to be sorted out afterward.</w:t>
+      </w:r>
+    </w:p>
+    <w:p>
+      <w:pPr>
+        <w:pStyle w:val="ListBullet"/>
+      </w:pPr>
+      <w:r>
+        <w:t>4. Plan the transition. Once a direction is settled, we lay out the sequence and the ownership that let Steven Lowe's team stand the organization up without us in the room.</w:t>
       </w:r>
     </w:p>
     <w:p>
       <w:r>
-        <w:t>We begin the shared services design for Key Group on February 7, 2018. This memo sets the objective and the division of work so the two of us start from the same definitions. The question Key Group has put to us is narrow: whether finance, human resources, information technology, and procurement support are better run from one shared organization than from inside each unit, and if so, how that organization should be built and stood up. Everything below serves that question. Steven Lowe, their VP Finance, is our sponsor and the source of the data and the access we will need.</w:t>
-      </w:r>
-    </w:p>
-    <w:p>
-      <w:r>
-        <w:t>Two standing rules on the client side, so we do not have to relitigate them later. Requests to Steven Lowe's staff go out consolidated and logged, so that no one is asked twice for the same file. Unit-level cost and headcount data is confidential; it stays inside the team and does not travel.</w:t>
+        <w:t>These are not four efforts to run side by side. The baseline disciplines the question of what to consolidate, that question disciplines the design, and the transition plan only makes sense once a direction is chosen; I lay the order out because the temptation on this kind of assignment is to reach for the target design before the present state is properly understood, and a design built over an assumed baseline tends to come apart the first time it meets a fact from the floor.</w:t>
       </w:r>
     </w:p>
     <w:p>
@@ -32,89 +63,17 @@
         <w:pStyle w:val="Heading2"/>
       </w:pPr>
       <w:r>
-        <w:t>How the work divides</w:t>
-      </w:r>
-    </w:p>
-    <w:p>
-      <w:pPr>
-        <w:pStyle w:val="ListBullet"/>
-      </w:pPr>
-      <w:r>
-        <w:t>Baseline. I assemble current spend, headcount, and service levels for the four functions across every unit, and I record where each figure came from. When the client questions a number, I want to show its source rather than rebuild it.</w:t>
-      </w:r>
-    </w:p>
-    <w:p>
-      <w:pPr>
-        <w:pStyle w:val="ListBullet"/>
-      </w:pPr>
-      <w:r>
-        <w:t>Service design. Jason Torres defines which processes a shared organization would take on, the service catalogue, and the service levels attached to each. This is where the scope of the shared organization is actually set.</w:t>
-      </w:r>
-    </w:p>
-    <w:p>
-      <w:pPr>
-        <w:pStyle w:val="ListBullet"/>
-      </w:pPr>
-      <w:r>
-        <w:t>Organization and cost model. I build the cost model beneath each design option; Jason Torres fixes the reporting lines, the spans, and the location. We hold the process and cost definitions steady, so two of us are never counting a function differently.</w:t>
-      </w:r>
-    </w:p>
-    <w:p>
-      <w:pPr>
-        <w:pStyle w:val="ListBullet"/>
-      </w:pPr>
-      <w:r>
-        <w:t>Business case and roadmap. Last, and resting on the first three. Jason Torres drafts the staged plan and the case for it; I test the numbers underneath before anything reaches the client.</w:t>
+        <w:t>What I would like us to settle first</w:t>
       </w:r>
     </w:p>
     <w:p>
       <w:r>
-        <w:t>The dependency worth naming now is that the design cannot outrun the baseline. Service levels and chargeback rules mean nothing until the current cost and headcount are measured per function per unit, so the early weeks weigh toward data, and the design firms up only as those figures close.</w:t>
-      </w:r>
-    </w:p>
-    <w:p>
-      <w:pPr>
-        <w:pStyle w:val="Heading2"/>
-      </w:pPr>
-      <w:r>
-        <w:t>The first two weeks</w:t>
-      </w:r>
-    </w:p>
-    <w:p>
-      <w:pPr>
-        <w:pStyle w:val="ListBullet"/>
-      </w:pPr>
-      <w:r>
-        <w:t>I send one consolidated data request this week and open the request log, so nothing is asked of Steven Lowe's staff twice.</w:t>
-      </w:r>
-    </w:p>
-    <w:p>
-      <w:pPr>
-        <w:pStyle w:val="ListBullet"/>
-      </w:pPr>
-      <w:r>
-        <w:t>Jason Torres fixes the definitions for a process, a full-time equivalent, and a service level before any figure is calculated, so we are not renegotiating what a number means in month four.</w:t>
-      </w:r>
-    </w:p>
-    <w:p>
-      <w:pPr>
-        <w:pStyle w:val="ListBullet"/>
-      </w:pPr>
-      <w:r>
-        <w:t>We schedule interviews with the function leads in each unit and draft the question set for review beforehand.</w:t>
-      </w:r>
-    </w:p>
-    <w:p>
-      <w:pPr>
-        <w:pStyle w:val="ListBullet"/>
-      </w:pPr>
-      <w:r>
-        <w:t>The two of us meet at the end of next week to compare what the data shows so far, gaps included.</w:t>
+        <w:t>Before we are properly moving there are a few things I would like closed out. I have started drafting the interview guide for the unit finance leads, and I would value twenty minutes with you this week to make sure I am pointing it at the questions you most want answered before I put it in front of anyone. We will also need to agree with Steven Lowe a short first list of data, so that we are not held up waiting on a long request before we can begin, and it is better to send him something deliberately narrow than to ask for everything at once.</w:t>
       </w:r>
     </w:p>
     <w:p>
       <w:r>
-        <w:t>There is nothing here the client would read as a finding, because we have none: we have a scope, a plan, and a data request about to go out the door. I will keep the log current so we always know where each request stands for Key Group. If anything above looks wrong to you, tell me before the request goes out and I will adjust it.</w:t>
+        <w:t>Work begins on February 7, 2018, and I will have a one-page schedule of the client sessions and our own internal checkpoints ready before then. If you can see a conflict coming in the first fortnight, tell me this week and we will work around it while the dates are still ours to move.</w:t>
       </w:r>
     </w:p>
     <w:sectPr>
